--- a/Docs/Oracle_Contention_Troubleshooting_Guide.docx
+++ b/Docs/Oracle_Contention_Troubleshooting_Guide.docx
@@ -180,7 +180,7 @@
         <w:pStyle w:val="ListParagraph"/>
         <w:numPr>
           <w:ilvl w:val="0"/>
-          <w:numId w:val="3"/>
+          <w:numId w:val="9"/>
         </w:numPr>
         <w:spacing w:before="0" w:after="80"/>
         <w:rPr/>
@@ -199,7 +199,7 @@
         <w:pStyle w:val="ListParagraph"/>
         <w:numPr>
           <w:ilvl w:val="0"/>
-          <w:numId w:val="1"/>
+          <w:numId w:val="10"/>
         </w:numPr>
         <w:spacing w:before="0" w:after="80"/>
         <w:rPr/>
@@ -513,7 +513,7 @@
         <w:pStyle w:val="ListParagraph"/>
         <w:numPr>
           <w:ilvl w:val="0"/>
-          <w:numId w:val="1"/>
+          <w:numId w:val="11"/>
         </w:numPr>
         <w:spacing w:before="0" w:after="80"/>
         <w:rPr/>
@@ -532,7 +532,7 @@
         <w:pStyle w:val="ListParagraph"/>
         <w:numPr>
           <w:ilvl w:val="0"/>
-          <w:numId w:val="1"/>
+          <w:numId w:val="12"/>
         </w:numPr>
         <w:spacing w:before="0" w:after="80"/>
         <w:rPr/>
@@ -551,7 +551,7 @@
         <w:pStyle w:val="ListParagraph"/>
         <w:numPr>
           <w:ilvl w:val="0"/>
-          <w:numId w:val="1"/>
+          <w:numId w:val="13"/>
         </w:numPr>
         <w:spacing w:before="0" w:after="80"/>
         <w:rPr/>
@@ -797,7 +797,6 @@
               <w:spacing w:lineRule="auto" w:line="262" w:before="0" w:after="0"/>
               <w:rPr/>
             </w:pPr>
-            <w:bookmarkStart w:id="0" w:name="__DdeLink__193_2735098267"/>
             <w:r>
               <w:rPr>
                 <w:rFonts w:eastAsia="Consolas" w:cs="Consolas" w:ascii="Consolas" w:hAnsi="Consolas"/>
@@ -843,7 +842,7 @@
               <w:spacing w:lineRule="auto" w:line="262" w:before="0" w:after="0"/>
               <w:rPr/>
             </w:pPr>
-            <w:bookmarkStart w:id="1" w:name="__DdeLink__193_2735098267"/>
+            <w:bookmarkStart w:id="0" w:name="__DdeLink__193_2735098267"/>
             <w:r>
               <w:rPr>
                 <w:rFonts w:eastAsia="Consolas" w:cs="Consolas" w:ascii="Consolas" w:hAnsi="Consolas"/>
@@ -852,7 +851,7 @@
               </w:rPr>
               <w:t>WHERE l.block = 1;</w:t>
             </w:r>
-            <w:bookmarkEnd w:id="1"/>
+            <w:bookmarkEnd w:id="0"/>
           </w:p>
         </w:tc>
       </w:tr>
@@ -1335,7 +1334,7 @@
         <w:pStyle w:val="ListParagraph"/>
         <w:numPr>
           <w:ilvl w:val="0"/>
-          <w:numId w:val="1"/>
+          <w:numId w:val="14"/>
         </w:numPr>
         <w:spacing w:before="0" w:after="80"/>
         <w:rPr/>
@@ -1354,7 +1353,7 @@
         <w:pStyle w:val="ListParagraph"/>
         <w:numPr>
           <w:ilvl w:val="0"/>
-          <w:numId w:val="1"/>
+          <w:numId w:val="15"/>
         </w:numPr>
         <w:spacing w:before="0" w:after="80"/>
         <w:rPr/>
@@ -1765,7 +1764,11 @@
             <w:pPr>
               <w:pStyle w:val="Normal"/>
               <w:spacing w:lineRule="auto" w:line="262" w:before="0" w:after="0"/>
-              <w:rPr/>
+              <w:rPr>
+                <w:rFonts w:ascii="Consolas" w:hAnsi="Consolas" w:eastAsia="Consolas" w:cs="Consolas"/>
+                <w:sz w:val="19"/>
+                <w:szCs w:val="19"/>
+              </w:rPr>
             </w:pPr>
             <w:r>
               <w:rPr>
@@ -1773,7 +1776,6 @@
                 <w:sz w:val="19"/>
                 <w:szCs w:val="19"/>
               </w:rPr>
-              <w:t xml:space="preserve"> </w:t>
             </w:r>
           </w:p>
           <w:p>
@@ -1795,7 +1797,11 @@
             <w:pPr>
               <w:pStyle w:val="Normal"/>
               <w:spacing w:lineRule="auto" w:line="262" w:before="0" w:after="0"/>
-              <w:rPr/>
+              <w:rPr>
+                <w:rFonts w:ascii="Consolas" w:hAnsi="Consolas" w:eastAsia="Consolas" w:cs="Consolas"/>
+                <w:sz w:val="19"/>
+                <w:szCs w:val="19"/>
+              </w:rPr>
             </w:pPr>
             <w:r>
               <w:rPr>
@@ -1803,7 +1809,6 @@
                 <w:sz w:val="19"/>
                 <w:szCs w:val="19"/>
               </w:rPr>
-              <w:t xml:space="preserve"> </w:t>
             </w:r>
           </w:p>
           <w:p>
@@ -2136,11 +2141,7 @@
       </w:pPr>
       <w:r>
         <w:rPr/>
-        <w:t xml:space="preserve">8. </w:t>
-      </w:r>
-      <w:r>
-        <w:rPr/>
-        <w:t>Tracing and comparing application side with Oracle Trace</w:t>
+        <w:t>8. Tracing and comparing application side with Oracle Trace</w:t>
       </w:r>
     </w:p>
     <w:p>
@@ -3940,6 +3941,266 @@
           <w:sz w:val="22"/>
           <w:szCs w:val="22"/>
         </w:rPr>
+      </w:r>
+    </w:p>
+    <w:p>
+      <w:pPr>
+        <w:pStyle w:val="BodyText"/>
+        <w:spacing w:before="0" w:after="160"/>
+        <w:rPr>
+          <w:rFonts w:ascii="Calibri" w:hAnsi="Calibri" w:eastAsia="Calibri" w:cs="Calibri"/>
+          <w:sz w:val="22"/>
+          <w:szCs w:val="22"/>
+        </w:rPr>
+      </w:pPr>
+      <w:r>
+        <w:rPr>
+          <w:rFonts w:eastAsia="Calibri" w:cs="Calibri" w:ascii="Calibri" w:hAnsi="Calibri"/>
+          <w:sz w:val="22"/>
+          <w:szCs w:val="22"/>
+        </w:rPr>
+        <w:t>ls -ld /opt/sqldeveloper</w:t>
+      </w:r>
+    </w:p>
+    <w:p>
+      <w:pPr>
+        <w:pStyle w:val="BodyText"/>
+        <w:spacing w:before="0" w:after="160"/>
+        <w:rPr>
+          <w:rFonts w:ascii="Calibri" w:hAnsi="Calibri" w:eastAsia="Calibri" w:cs="Calibri"/>
+          <w:sz w:val="22"/>
+          <w:szCs w:val="22"/>
+        </w:rPr>
+      </w:pPr>
+      <w:r>
+        <w:rPr>
+          <w:rFonts w:eastAsia="Calibri" w:cs="Calibri" w:ascii="Calibri" w:hAnsi="Calibri"/>
+          <w:sz w:val="22"/>
+          <w:szCs w:val="22"/>
+        </w:rPr>
+        <w:t>ls -lah /opt/sqldeveloper | head -30</w:t>
+      </w:r>
+    </w:p>
+    <w:p>
+      <w:pPr>
+        <w:pStyle w:val="BodyText"/>
+        <w:spacing w:before="0" w:after="160"/>
+        <w:rPr>
+          <w:rFonts w:ascii="Calibri" w:hAnsi="Calibri" w:eastAsia="Calibri" w:cs="Calibri"/>
+          <w:sz w:val="22"/>
+          <w:szCs w:val="22"/>
+        </w:rPr>
+      </w:pPr>
+      <w:r>
+        <w:rPr>
+          <w:rFonts w:eastAsia="Calibri" w:cs="Calibri" w:ascii="Calibri" w:hAnsi="Calibri"/>
+          <w:sz w:val="22"/>
+          <w:szCs w:val="22"/>
+        </w:rPr>
+        <w:t>find /opt/sqldeveloper -type f | wc -1</w:t>
+      </w:r>
+    </w:p>
+    <w:p>
+      <w:pPr>
+        <w:pStyle w:val="BodyText"/>
+        <w:spacing w:before="0" w:after="160"/>
+        <w:rPr>
+          <w:rFonts w:ascii="Calibri" w:hAnsi="Calibri" w:eastAsia="Calibri" w:cs="Calibri"/>
+          <w:sz w:val="22"/>
+          <w:szCs w:val="22"/>
+        </w:rPr>
+      </w:pPr>
+      <w:r>
+        <w:rPr>
+          <w:rFonts w:eastAsia="Calibri" w:cs="Calibri" w:ascii="Calibri" w:hAnsi="Calibri"/>
+          <w:sz w:val="22"/>
+          <w:szCs w:val="22"/>
+        </w:rPr>
+        <w:t>find /opt/sqldeveloper -type f | wc -l</w:t>
+      </w:r>
+    </w:p>
+    <w:p>
+      <w:pPr>
+        <w:pStyle w:val="BodyText"/>
+        <w:spacing w:before="0" w:after="160"/>
+        <w:rPr>
+          <w:rFonts w:ascii="Calibri" w:hAnsi="Calibri" w:eastAsia="Calibri" w:cs="Calibri"/>
+          <w:sz w:val="22"/>
+          <w:szCs w:val="22"/>
+        </w:rPr>
+      </w:pPr>
+      <w:r>
+        <w:rPr>
+          <w:rFonts w:eastAsia="Calibri" w:cs="Calibri" w:ascii="Calibri" w:hAnsi="Calibri"/>
+          <w:sz w:val="22"/>
+          <w:szCs w:val="22"/>
+        </w:rPr>
+        <w:t>ls -lah /opt/sqldeveloper/external |  head</w:t>
+      </w:r>
+    </w:p>
+    <w:p>
+      <w:pPr>
+        <w:pStyle w:val="BodyText"/>
+        <w:spacing w:before="0" w:after="160"/>
+        <w:rPr>
+          <w:rFonts w:ascii="Calibri" w:hAnsi="Calibri" w:eastAsia="Calibri" w:cs="Calibri"/>
+          <w:sz w:val="22"/>
+          <w:szCs w:val="22"/>
+        </w:rPr>
+      </w:pPr>
+      <w:r>
+        <w:rPr>
+          <w:rFonts w:eastAsia="Calibri" w:cs="Calibri" w:ascii="Calibri" w:hAnsi="Calibri"/>
+          <w:sz w:val="22"/>
+          <w:szCs w:val="22"/>
+        </w:rPr>
+        <w:t>ls -lah /opt/sqldeveloper/ide/lib |  head</w:t>
+      </w:r>
+    </w:p>
+    <w:p>
+      <w:pPr>
+        <w:pStyle w:val="BodyText"/>
+        <w:spacing w:before="0" w:after="160"/>
+        <w:rPr>
+          <w:rFonts w:ascii="Calibri" w:hAnsi="Calibri" w:eastAsia="Calibri" w:cs="Calibri"/>
+          <w:sz w:val="22"/>
+          <w:szCs w:val="22"/>
+        </w:rPr>
+      </w:pPr>
+      <w:r>
+        <w:rPr>
+          <w:rFonts w:eastAsia="Calibri" w:cs="Calibri" w:ascii="Calibri" w:hAnsi="Calibri"/>
+          <w:sz w:val="22"/>
+          <w:szCs w:val="22"/>
+        </w:rPr>
+        <w:t>ls -lah /opt/sqldeveloper/ide/extensions |  head</w:t>
+      </w:r>
+    </w:p>
+    <w:p>
+      <w:pPr>
+        <w:pStyle w:val="BodyText"/>
+        <w:spacing w:before="0" w:after="160"/>
+        <w:rPr>
+          <w:rFonts w:ascii="Calibri" w:hAnsi="Calibri" w:eastAsia="Calibri" w:cs="Calibri"/>
+          <w:sz w:val="22"/>
+          <w:szCs w:val="22"/>
+        </w:rPr>
+      </w:pPr>
+      <w:r>
+        <w:rPr>
+          <w:rFonts w:eastAsia="Calibri" w:cs="Calibri" w:ascii="Calibri" w:hAnsi="Calibri"/>
+          <w:sz w:val="22"/>
+          <w:szCs w:val="22"/>
+        </w:rPr>
+        <w:t>ls -l  /opt/sqldeveloper/external/*.jar</w:t>
+      </w:r>
+    </w:p>
+    <w:p>
+      <w:pPr>
+        <w:pStyle w:val="BodyText"/>
+        <w:spacing w:before="0" w:after="160"/>
+        <w:rPr>
+          <w:rFonts w:ascii="Calibri" w:hAnsi="Calibri" w:eastAsia="Calibri" w:cs="Calibri"/>
+          <w:sz w:val="22"/>
+          <w:szCs w:val="22"/>
+        </w:rPr>
+      </w:pPr>
+      <w:r>
+        <w:rPr>
+          <w:rFonts w:eastAsia="Calibri" w:cs="Calibri" w:ascii="Calibri" w:hAnsi="Calibri"/>
+          <w:sz w:val="22"/>
+          <w:szCs w:val="22"/>
+        </w:rPr>
+      </w:r>
+    </w:p>
+    <w:p>
+      <w:pPr>
+        <w:pStyle w:val="BodyText"/>
+        <w:spacing w:before="0" w:after="160"/>
+        <w:rPr>
+          <w:rFonts w:ascii="Calibri" w:hAnsi="Calibri" w:eastAsia="Calibri" w:cs="Calibri"/>
+          <w:sz w:val="22"/>
+          <w:szCs w:val="22"/>
+        </w:rPr>
+      </w:pPr>
+      <w:r>
+        <w:rPr>
+          <w:rFonts w:eastAsia="Calibri" w:cs="Calibri" w:ascii="Calibri" w:hAnsi="Calibri"/>
+          <w:sz w:val="22"/>
+          <w:szCs w:val="22"/>
+        </w:rPr>
+      </w:r>
+    </w:p>
+    <w:p>
+      <w:pPr>
+        <w:pStyle w:val="BodyText"/>
+        <w:spacing w:before="0" w:after="160"/>
+        <w:rPr>
+          <w:rFonts w:ascii="Calibri" w:hAnsi="Calibri" w:eastAsia="Calibri" w:cs="Calibri"/>
+          <w:sz w:val="22"/>
+          <w:szCs w:val="22"/>
+        </w:rPr>
+      </w:pPr>
+      <w:r>
+        <w:rPr>
+          <w:rFonts w:eastAsia="Calibri" w:cs="Calibri" w:ascii="Calibri" w:hAnsi="Calibri"/>
+          <w:sz w:val="22"/>
+          <w:szCs w:val="22"/>
+        </w:rPr>
+      </w:r>
+    </w:p>
+    <w:p>
+      <w:pPr>
+        <w:pStyle w:val="BodyText"/>
+        <w:spacing w:before="0" w:after="160"/>
+        <w:rPr>
+          <w:rFonts w:ascii="Calibri" w:hAnsi="Calibri" w:eastAsia="Calibri" w:cs="Calibri"/>
+          <w:sz w:val="22"/>
+          <w:szCs w:val="22"/>
+        </w:rPr>
+      </w:pPr>
+      <w:r>
+        <w:rPr>
+          <w:rFonts w:eastAsia="Calibri" w:cs="Calibri" w:ascii="Calibri" w:hAnsi="Calibri"/>
+          <w:sz w:val="22"/>
+          <w:szCs w:val="22"/>
+        </w:rPr>
+      </w:r>
+    </w:p>
+    <w:p>
+      <w:pPr>
+        <w:pStyle w:val="BodyText"/>
+        <w:spacing w:before="0" w:after="160"/>
+        <w:rPr>
+          <w:rFonts w:ascii="Calibri" w:hAnsi="Calibri" w:eastAsia="Calibri" w:cs="Calibri"/>
+          <w:sz w:val="22"/>
+          <w:szCs w:val="22"/>
+        </w:rPr>
+      </w:pPr>
+      <w:r>
+        <w:rPr>
+          <w:rFonts w:eastAsia="Calibri" w:cs="Calibri" w:ascii="Calibri" w:hAnsi="Calibri"/>
+          <w:sz w:val="22"/>
+          <w:szCs w:val="22"/>
+        </w:rPr>
+      </w:r>
+    </w:p>
+    <w:p>
+      <w:pPr>
+        <w:pStyle w:val="BodyText"/>
+        <w:spacing w:before="0" w:after="160"/>
+        <w:rPr>
+          <w:rFonts w:ascii="Calibri" w:hAnsi="Calibri" w:eastAsia="Calibri" w:cs="Calibri"/>
+          <w:sz w:val="22"/>
+          <w:szCs w:val="22"/>
+        </w:rPr>
+      </w:pPr>
+      <w:r>
+        <w:rPr>
+          <w:rFonts w:eastAsia="Calibri" w:cs="Calibri" w:ascii="Calibri" w:hAnsi="Calibri"/>
+          <w:sz w:val="22"/>
+          <w:szCs w:val="22"/>
+        </w:rPr>
         <w:drawing>
           <wp:anchor behindDoc="0" distT="0" distB="0" distL="0" distR="0" simplePos="0" locked="0" layoutInCell="0" allowOverlap="1" relativeHeight="11">
             <wp:simplePos x="0" y="0"/>
@@ -4022,15 +4283,7 @@
           <w:sz w:val="22"/>
           <w:szCs w:val="22"/>
         </w:rPr>
-        <w:t xml:space="preserve">Step 3: Run a fresh test as shown </w:t>
-      </w:r>
-      <w:r>
-        <w:rPr>
-          <w:rFonts w:eastAsia="Calibri" w:cs="Calibri" w:ascii="Calibri" w:hAnsi="Calibri"/>
-          <w:sz w:val="22"/>
-          <w:szCs w:val="22"/>
-        </w:rPr>
-        <w:t>by refreshing test data with Prepare_Rerun.sh</w:t>
+        <w:t>Step 3: Run a fresh test as shown by refreshing test data with Prepare_Rerun.sh</w:t>
       </w:r>
     </w:p>
     <w:p>
@@ -4295,23 +4548,7 @@
           <w:sz w:val="22"/>
           <w:szCs w:val="22"/>
         </w:rPr>
-        <w:t xml:space="preserve">Run </w:t>
-      </w:r>
-      <w:r>
-        <w:rPr>
-          <w:rFonts w:eastAsia="Calibri" w:cs="Calibri" w:ascii="Calibri" w:hAnsi="Calibri"/>
-          <w:sz w:val="22"/>
-          <w:szCs w:val="22"/>
-        </w:rPr>
-        <w:t xml:space="preserve">or third run </w:t>
-      </w:r>
-      <w:r>
-        <w:rPr>
-          <w:rFonts w:eastAsia="Calibri" w:cs="Calibri" w:ascii="Calibri" w:hAnsi="Calibri"/>
-          <w:sz w:val="22"/>
-          <w:szCs w:val="22"/>
-        </w:rPr>
-        <w:t>.  There is no action needed here as the original run is still running and will pick up the new files immediately and process them.</w:t>
+        <w:t>Run or third run .  There is no action needed here as the original run is still running and will pick up the new files immediately and process them.</w:t>
       </w:r>
     </w:p>
     <w:p>
@@ -5045,164 +5282,235 @@
           <w:sz w:val="22"/>
           <w:szCs w:val="22"/>
         </w:rPr>
-        <w:t>leyden100@Terry-HP-Laptop-15-fd0xxx:~/eclipse-workspace/OCI_Wrapper/scripts$ ls -ltr</w:t>
-      </w:r>
-    </w:p>
-    <w:p>
-      <w:pPr>
-        <w:pStyle w:val="BodyText"/>
-        <w:spacing w:before="0" w:after="160"/>
-        <w:rPr>
-          <w:rFonts w:ascii="Calibri" w:hAnsi="Calibri" w:eastAsia="Calibri" w:cs="Calibri"/>
-          <w:sz w:val="22"/>
-          <w:szCs w:val="22"/>
-        </w:rPr>
-      </w:pPr>
-      <w:r>
-        <w:rPr>
-          <w:rFonts w:eastAsia="Calibri" w:cs="Calibri" w:ascii="Calibri" w:hAnsi="Calibri"/>
-          <w:sz w:val="22"/>
-          <w:szCs w:val="22"/>
-        </w:rPr>
-        <w:t>total 16</w:t>
-      </w:r>
-    </w:p>
-    <w:p>
-      <w:pPr>
-        <w:pStyle w:val="BodyText"/>
-        <w:spacing w:before="0" w:after="160"/>
-        <w:rPr>
-          <w:rFonts w:ascii="Calibri" w:hAnsi="Calibri" w:eastAsia="Calibri" w:cs="Calibri"/>
-          <w:sz w:val="22"/>
-          <w:szCs w:val="22"/>
-        </w:rPr>
-      </w:pPr>
-      <w:r>
-        <w:rPr>
-          <w:rFonts w:eastAsia="Calibri" w:cs="Calibri" w:ascii="Calibri" w:hAnsi="Calibri"/>
-          <w:sz w:val="22"/>
-          <w:szCs w:val="22"/>
-        </w:rPr>
-        <w:t>-rwxrwxrwx 1 leyden100 leyden100  231 Aug  2 10:46 Clean_logs.sh</w:t>
-      </w:r>
-    </w:p>
-    <w:p>
-      <w:pPr>
-        <w:pStyle w:val="BodyText"/>
-        <w:spacing w:before="0" w:after="160"/>
-        <w:rPr>
-          <w:rFonts w:ascii="Calibri" w:hAnsi="Calibri" w:eastAsia="Calibri" w:cs="Calibri"/>
-          <w:sz w:val="22"/>
-          <w:szCs w:val="22"/>
-        </w:rPr>
-      </w:pPr>
-      <w:r>
-        <w:rPr>
-          <w:rFonts w:eastAsia="Calibri" w:cs="Calibri" w:ascii="Calibri" w:hAnsi="Calibri"/>
-          <w:sz w:val="22"/>
-          <w:szCs w:val="22"/>
-        </w:rPr>
-        <w:t>-rwxrwxrwx 1 leyden100 leyden100  194 Aug  2 22:49 Git_Push.sh</w:t>
-      </w:r>
-    </w:p>
-    <w:p>
-      <w:pPr>
-        <w:pStyle w:val="BodyText"/>
-        <w:spacing w:before="0" w:after="160"/>
-        <w:rPr>
-          <w:rFonts w:ascii="Calibri" w:hAnsi="Calibri" w:eastAsia="Calibri" w:cs="Calibri"/>
-          <w:sz w:val="22"/>
-          <w:szCs w:val="22"/>
-        </w:rPr>
-      </w:pPr>
-      <w:r>
-        <w:rPr>
-          <w:rFonts w:eastAsia="Calibri" w:cs="Calibri" w:ascii="Calibri" w:hAnsi="Calibri"/>
-          <w:sz w:val="22"/>
-          <w:szCs w:val="22"/>
-        </w:rPr>
-        <w:t>-rwxrwxrwx 1 leyden100 leyden100  956 Aug  7 09:35 Backup.sh</w:t>
-      </w:r>
-    </w:p>
-    <w:p>
-      <w:pPr>
-        <w:pStyle w:val="BodyText"/>
-        <w:spacing w:before="0" w:after="160"/>
-        <w:rPr>
-          <w:rFonts w:ascii="Calibri" w:hAnsi="Calibri" w:eastAsia="Calibri" w:cs="Calibri"/>
-          <w:sz w:val="22"/>
-          <w:szCs w:val="22"/>
-        </w:rPr>
-      </w:pPr>
-      <w:r>
-        <w:rPr>
-          <w:rFonts w:eastAsia="Calibri" w:cs="Calibri" w:ascii="Calibri" w:hAnsi="Calibri"/>
-          <w:sz w:val="22"/>
-          <w:szCs w:val="22"/>
-        </w:rPr>
-        <w:t>-rwxrwxrwx 1 leyden100 leyden100 1236 Aug  7 11:18 Prepare_Rerun.sh</w:t>
-      </w:r>
-    </w:p>
-    <w:p>
-      <w:pPr>
-        <w:pStyle w:val="BodyText"/>
-        <w:spacing w:before="0" w:after="160"/>
-        <w:rPr>
-          <w:rFonts w:ascii="Calibri" w:hAnsi="Calibri" w:eastAsia="Calibri" w:cs="Calibri"/>
-          <w:sz w:val="22"/>
-          <w:szCs w:val="22"/>
-        </w:rPr>
-      </w:pPr>
-      <w:r>
-        <w:rPr>
-          <w:rFonts w:eastAsia="Calibri" w:cs="Calibri" w:ascii="Calibri" w:hAnsi="Calibri"/>
-          <w:sz w:val="22"/>
-          <w:szCs w:val="22"/>
-        </w:rPr>
-        <w:t>leyden100@Terry-HP-Laptop-15-fd0xxx:~/eclipse-workspace/OCI_Wrapper/scripts$ ./Prepare_Rerun.sh</w:t>
-      </w:r>
-    </w:p>
-    <w:p>
-      <w:pPr>
-        <w:pStyle w:val="BodyText"/>
-        <w:spacing w:before="0" w:after="160"/>
-        <w:rPr>
-          <w:rFonts w:ascii="Calibri" w:hAnsi="Calibri" w:eastAsia="Calibri" w:cs="Calibri"/>
-          <w:sz w:val="22"/>
-          <w:szCs w:val="22"/>
-        </w:rPr>
-      </w:pPr>
-      <w:r>
-        <w:rPr>
-          <w:rFonts w:eastAsia="Calibri" w:cs="Calibri" w:ascii="Calibri" w:hAnsi="Calibri"/>
-          <w:sz w:val="22"/>
-          <w:szCs w:val="22"/>
-        </w:rPr>
-        <w:t xml:space="preserve">leyden100@Terry-HP-Laptop-15-fd0xxx:~/eclipse-workspace/OCI_Wrapper/scripts$ </w:t>
-      </w:r>
-    </w:p>
-    <w:p>
-      <w:pPr>
-        <w:pStyle w:val="Normal"/>
-        <w:spacing w:before="0" w:after="160"/>
-        <w:rPr>
-          <w:rFonts w:ascii="Calibri" w:hAnsi="Calibri" w:eastAsia="Calibri" w:cs="Calibri"/>
-          <w:b w:val="false"/>
-          <w:bCs w:val="false"/>
-          <w:i w:val="false"/>
-          <w:i w:val="false"/>
-          <w:iCs w:val="false"/>
-          <w:sz w:val="22"/>
-          <w:szCs w:val="22"/>
-        </w:rPr>
-      </w:pPr>
-      <w:r>
-        <w:rPr>
-          <w:rFonts w:eastAsia="Calibri" w:cs="Calibri" w:ascii="Calibri" w:hAnsi="Calibri"/>
-          <w:b w:val="false"/>
-          <w:bCs w:val="false"/>
-          <w:i w:val="false"/>
-          <w:iCs w:val="false"/>
+        <w:t>Get Trace files</w:t>
+      </w:r>
+    </w:p>
+    <w:p>
+      <w:pPr>
+        <w:pStyle w:val="BodyText"/>
+        <w:spacing w:before="0" w:after="160"/>
+        <w:rPr>
+          <w:rFonts w:ascii="Calibri" w:hAnsi="Calibri" w:eastAsia="Calibri" w:cs="Calibri"/>
+          <w:sz w:val="22"/>
+          <w:szCs w:val="22"/>
+        </w:rPr>
+      </w:pPr>
+      <w:r>
+        <w:rPr>
+          <w:rFonts w:eastAsia="Calibri" w:cs="Calibri" w:ascii="Calibri" w:hAnsi="Calibri"/>
+          <w:sz w:val="22"/>
+          <w:szCs w:val="22"/>
+        </w:rPr>
+      </w:r>
+    </w:p>
+    <w:p>
+      <w:pPr>
+        <w:pStyle w:val="BodyText"/>
+        <w:spacing w:before="0" w:after="160"/>
+        <w:rPr>
+          <w:rFonts w:ascii="Calibri" w:hAnsi="Calibri" w:eastAsia="Calibri" w:cs="Calibri"/>
+          <w:sz w:val="22"/>
+          <w:szCs w:val="22"/>
+        </w:rPr>
+      </w:pPr>
+      <w:r>
+        <w:rPr>
+          <w:rFonts w:eastAsia="Calibri" w:cs="Calibri" w:ascii="Calibri" w:hAnsi="Calibri"/>
+          <w:sz w:val="22"/>
+          <w:szCs w:val="22"/>
+        </w:rPr>
+        <w:t>Step 1: Get docker container</w:t>
+      </w:r>
+    </w:p>
+    <w:p>
+      <w:pPr>
+        <w:pStyle w:val="BodyText"/>
+        <w:spacing w:before="0" w:after="160"/>
+        <w:rPr>
+          <w:rFonts w:ascii="Calibri" w:hAnsi="Calibri" w:eastAsia="Calibri" w:cs="Calibri"/>
+          <w:sz w:val="22"/>
+          <w:szCs w:val="22"/>
+        </w:rPr>
+      </w:pPr>
+      <w:r>
+        <w:rPr>
+          <w:rFonts w:eastAsia="Calibri" w:cs="Calibri" w:ascii="Calibri" w:hAnsi="Calibri"/>
+          <w:sz w:val="22"/>
+          <w:szCs w:val="22"/>
+        </w:rPr>
+      </w:r>
+    </w:p>
+    <w:p>
+      <w:pPr>
+        <w:pStyle w:val="BodyText"/>
+        <w:spacing w:before="0" w:after="160"/>
+        <w:rPr>
+          <w:rFonts w:ascii="Calibri" w:hAnsi="Calibri" w:eastAsia="Calibri" w:cs="Calibri"/>
+          <w:sz w:val="22"/>
+          <w:szCs w:val="22"/>
+        </w:rPr>
+      </w:pPr>
+      <w:r>
+        <w:rPr>
+          <w:rFonts w:eastAsia="Calibri" w:cs="Calibri" w:ascii="Calibri" w:hAnsi="Calibri"/>
+          <w:sz w:val="22"/>
+          <w:szCs w:val="22"/>
+        </w:rPr>
+        <w:t>leyden100@Terry-HP-Laptop-15-fd0xxx:~/Desktop$ docker ps</w:t>
+      </w:r>
+    </w:p>
+    <w:p>
+      <w:pPr>
+        <w:pStyle w:val="BodyText"/>
+        <w:spacing w:before="0" w:after="160"/>
+        <w:rPr>
+          <w:rFonts w:ascii="Calibri" w:hAnsi="Calibri" w:eastAsia="Calibri" w:cs="Calibri"/>
+          <w:sz w:val="22"/>
+          <w:szCs w:val="22"/>
+        </w:rPr>
+      </w:pPr>
+      <w:r>
+        <w:rPr>
+          <w:rFonts w:eastAsia="Calibri" w:cs="Calibri" w:ascii="Calibri" w:hAnsi="Calibri"/>
+          <w:sz w:val="22"/>
+          <w:szCs w:val="22"/>
+        </w:rPr>
+        <w:t>CONTAINER ID   IMAGE                        COMMAND                  CREATED        STATUS         PORTS                                                                                  NAMES</w:t>
+      </w:r>
+    </w:p>
+    <w:p>
+      <w:pPr>
+        <w:pStyle w:val="BodyText"/>
+        <w:spacing w:before="0" w:after="160"/>
+        <w:rPr>
+          <w:rFonts w:ascii="Calibri" w:hAnsi="Calibri" w:eastAsia="Calibri" w:cs="Calibri"/>
+          <w:sz w:val="22"/>
+          <w:szCs w:val="22"/>
+        </w:rPr>
+      </w:pPr>
+      <w:r>
+        <w:rPr>
+          <w:rFonts w:eastAsia="Calibri" w:cs="Calibri" w:ascii="Calibri" w:hAnsi="Calibri"/>
+          <w:sz w:val="22"/>
+          <w:szCs w:val="22"/>
+        </w:rPr>
+        <w:t>17604d0aa9d2   gvenzl/oracle-free:23-full   "container-entrypoin…"   4 months ago   Up 3 minutes   0.0.0.0:1521-&gt;1521/tcp, :::1521-&gt;1521/tcp, 0.0.0.0:5500-&gt;5500/tcp, :::5500-&gt;5500/tcp   oracle23c</w:t>
+      </w:r>
+    </w:p>
+    <w:p>
+      <w:pPr>
+        <w:pStyle w:val="BodyText"/>
+        <w:spacing w:before="0" w:after="160"/>
+        <w:rPr>
+          <w:rFonts w:ascii="Calibri" w:hAnsi="Calibri" w:eastAsia="Calibri" w:cs="Calibri"/>
+          <w:sz w:val="22"/>
+          <w:szCs w:val="22"/>
+        </w:rPr>
+      </w:pPr>
+      <w:r>
+        <w:rPr>
+          <w:rFonts w:eastAsia="Calibri" w:cs="Calibri" w:ascii="Calibri" w:hAnsi="Calibri"/>
+          <w:sz w:val="22"/>
+          <w:szCs w:val="22"/>
+        </w:rPr>
+        <w:t xml:space="preserve">leyden100@Terry-HP-Laptop-15-fd0xxx:~/Desktop$ </w:t>
+      </w:r>
+    </w:p>
+    <w:p>
+      <w:pPr>
+        <w:pStyle w:val="BodyText"/>
+        <w:spacing w:before="0" w:after="160"/>
+        <w:rPr>
+          <w:rFonts w:ascii="Calibri" w:hAnsi="Calibri" w:eastAsia="Calibri" w:cs="Calibri"/>
+          <w:sz w:val="22"/>
+          <w:szCs w:val="22"/>
+        </w:rPr>
+      </w:pPr>
+      <w:r>
+        <w:rPr>
+          <w:rFonts w:eastAsia="Calibri" w:cs="Calibri" w:ascii="Calibri" w:hAnsi="Calibri"/>
+          <w:sz w:val="22"/>
+          <w:szCs w:val="22"/>
+        </w:rPr>
+      </w:r>
+    </w:p>
+    <w:p>
+      <w:pPr>
+        <w:pStyle w:val="BodyText"/>
+        <w:spacing w:before="0" w:after="160"/>
+        <w:rPr>
+          <w:rFonts w:ascii="Calibri" w:hAnsi="Calibri" w:eastAsia="Calibri" w:cs="Calibri"/>
+          <w:sz w:val="22"/>
+          <w:szCs w:val="22"/>
+        </w:rPr>
+      </w:pPr>
+      <w:r>
+        <w:rPr>
+          <w:rFonts w:eastAsia="Calibri" w:cs="Calibri" w:ascii="Calibri" w:hAnsi="Calibri"/>
+          <w:sz w:val="22"/>
+          <w:szCs w:val="22"/>
+        </w:rPr>
+        <w:t>Connect to docker</w:t>
+      </w:r>
+    </w:p>
+    <w:p>
+      <w:pPr>
+        <w:pStyle w:val="BodyText"/>
+        <w:spacing w:before="0" w:after="160"/>
+        <w:rPr>
+          <w:rFonts w:ascii="Calibri" w:hAnsi="Calibri" w:eastAsia="Calibri" w:cs="Calibri"/>
+          <w:sz w:val="22"/>
+          <w:szCs w:val="22"/>
+        </w:rPr>
+      </w:pPr>
+      <w:r>
+        <w:rPr>
+          <w:rFonts w:eastAsia="Calibri" w:cs="Calibri" w:ascii="Calibri" w:hAnsi="Calibri"/>
+          <w:sz w:val="22"/>
+          <w:szCs w:val="22"/>
+        </w:rPr>
+      </w:r>
+    </w:p>
+    <w:p>
+      <w:pPr>
+        <w:pStyle w:val="BodyText"/>
+        <w:spacing w:before="0" w:after="160"/>
+        <w:rPr>
+          <w:rFonts w:ascii="Calibri" w:hAnsi="Calibri" w:eastAsia="Calibri" w:cs="Calibri"/>
+          <w:sz w:val="22"/>
+          <w:szCs w:val="22"/>
+        </w:rPr>
+      </w:pPr>
+      <w:r>
+        <w:rPr>
+          <w:rFonts w:eastAsia="Calibri" w:cs="Calibri" w:ascii="Calibri" w:hAnsi="Calibri"/>
+          <w:sz w:val="22"/>
+          <w:szCs w:val="22"/>
+        </w:rPr>
+        <w:t xml:space="preserve"> </w:t>
+      </w:r>
+      <w:r>
+        <w:rPr>
+          <w:rFonts w:eastAsia="Calibri" w:cs="Calibri" w:ascii="Calibri" w:hAnsi="Calibri"/>
+          <w:sz w:val="22"/>
+          <w:szCs w:val="22"/>
+        </w:rPr>
+        <w:t>docker exec -it  17604d0aa9d2 bash</w:t>
+      </w:r>
+    </w:p>
+    <w:p>
+      <w:pPr>
+        <w:pStyle w:val="BodyText"/>
+        <w:spacing w:before="0" w:after="160"/>
+        <w:rPr>
+          <w:rFonts w:ascii="Calibri" w:hAnsi="Calibri" w:eastAsia="Calibri" w:cs="Calibri"/>
+          <w:sz w:val="22"/>
+          <w:szCs w:val="22"/>
+        </w:rPr>
+      </w:pPr>
+      <w:r>
+        <w:rPr>
+          <w:rFonts w:eastAsia="Calibri" w:cs="Calibri" w:ascii="Calibri" w:hAnsi="Calibri"/>
           <w:sz w:val="22"/>
           <w:szCs w:val="22"/>
         </w:rPr>
@@ -5242,11 +5550,7 @@
       </w:pPr>
       <w:r>
         <w:rPr/>
-        <w:t>9</w:t>
-      </w:r>
-      <w:r>
-        <w:rPr/>
-        <w:t>. Quick reference</w:t>
+        <w:t>9. Quick reference</w:t>
       </w:r>
       <w:r>
         <w:br w:type="page"/>
@@ -5331,7 +5635,11 @@
             <w:pPr>
               <w:pStyle w:val="Normal"/>
               <w:spacing w:lineRule="auto" w:line="262" w:before="0" w:after="0"/>
-              <w:rPr/>
+              <w:rPr>
+                <w:rFonts w:ascii="Consolas" w:hAnsi="Consolas" w:eastAsia="Consolas" w:cs="Consolas"/>
+                <w:sz w:val="19"/>
+                <w:szCs w:val="19"/>
+              </w:rPr>
             </w:pPr>
             <w:r>
               <w:rPr>
@@ -5339,7 +5647,6 @@
                 <w:sz w:val="19"/>
                 <w:szCs w:val="19"/>
               </w:rPr>
-              <w:t xml:space="preserve"> </w:t>
             </w:r>
           </w:p>
           <w:p>
@@ -5421,7 +5728,11 @@
             <w:pPr>
               <w:pStyle w:val="Normal"/>
               <w:spacing w:lineRule="auto" w:line="262" w:before="0" w:after="0"/>
-              <w:rPr/>
+              <w:rPr>
+                <w:rFonts w:ascii="Consolas" w:hAnsi="Consolas" w:eastAsia="Consolas" w:cs="Consolas"/>
+                <w:sz w:val="19"/>
+                <w:szCs w:val="19"/>
+              </w:rPr>
             </w:pPr>
             <w:r>
               <w:rPr>
@@ -5429,7 +5740,6 @@
                 <w:sz w:val="19"/>
                 <w:szCs w:val="19"/>
               </w:rPr>
-              <w:t xml:space="preserve"> </w:t>
             </w:r>
           </w:p>
           <w:p>
@@ -5526,7 +5836,11 @@
             <w:pPr>
               <w:pStyle w:val="Normal"/>
               <w:spacing w:lineRule="auto" w:line="262" w:before="0" w:after="0"/>
-              <w:rPr/>
+              <w:rPr>
+                <w:rFonts w:ascii="Consolas" w:hAnsi="Consolas" w:eastAsia="Consolas" w:cs="Consolas"/>
+                <w:sz w:val="19"/>
+                <w:szCs w:val="19"/>
+              </w:rPr>
             </w:pPr>
             <w:r>
               <w:rPr>
@@ -5534,7 +5848,6 @@
                 <w:sz w:val="19"/>
                 <w:szCs w:val="19"/>
               </w:rPr>
-              <w:t xml:space="preserve"> </w:t>
             </w:r>
           </w:p>
           <w:p>
@@ -5801,6 +6114,828 @@
   <w:abstractNum w:abstractNumId="2">
     <w:lvl w:ilvl="0">
       <w:start w:val="1"/>
+      <w:numFmt w:val="bullet"/>
+      <w:lvlText w:val=""/>
+      <w:lvlJc w:val="left"/>
+      <w:pPr>
+        <w:tabs>
+          <w:tab w:val="num" w:pos="0"/>
+        </w:tabs>
+        <w:ind w:left="720" w:hanging="360"/>
+      </w:pPr>
+      <w:rPr>
+        <w:rFonts w:ascii="Wingdings" w:hAnsi="Wingdings" w:cs="Wingdings" w:hint="default"/>
+      </w:rPr>
+    </w:lvl>
+    <w:lvl w:ilvl="1">
+      <w:start w:val="1"/>
+      <w:numFmt w:val="bullet"/>
+      <w:lvlText w:val=""/>
+      <w:lvlJc w:val="left"/>
+      <w:pPr>
+        <w:tabs>
+          <w:tab w:val="num" w:pos="0"/>
+        </w:tabs>
+        <w:ind w:left="1440" w:hanging="360"/>
+      </w:pPr>
+      <w:rPr>
+        <w:rFonts w:ascii="Wingdings 2" w:hAnsi="Wingdings 2" w:cs="Wingdings 2" w:hint="default"/>
+      </w:rPr>
+    </w:lvl>
+    <w:lvl w:ilvl="2">
+      <w:start w:val="1"/>
+      <w:numFmt w:val="bullet"/>
+      <w:lvlText w:val="■"/>
+      <w:lvlJc w:val="left"/>
+      <w:pPr>
+        <w:tabs>
+          <w:tab w:val="num" w:pos="0"/>
+        </w:tabs>
+        <w:ind w:left="2160" w:hanging="360"/>
+      </w:pPr>
+      <w:rPr>
+        <w:rFonts w:ascii="OpenSymbol" w:hAnsi="OpenSymbol" w:cs="OpenSymbol" w:hint="default"/>
+      </w:rPr>
+    </w:lvl>
+    <w:lvl w:ilvl="3">
+      <w:start w:val="1"/>
+      <w:numFmt w:val="bullet"/>
+      <w:lvlText w:val=""/>
+      <w:lvlJc w:val="left"/>
+      <w:pPr>
+        <w:tabs>
+          <w:tab w:val="num" w:pos="0"/>
+        </w:tabs>
+        <w:ind w:left="2880" w:hanging="360"/>
+      </w:pPr>
+      <w:rPr>
+        <w:rFonts w:ascii="Wingdings" w:hAnsi="Wingdings" w:cs="Wingdings" w:hint="default"/>
+      </w:rPr>
+    </w:lvl>
+    <w:lvl w:ilvl="4">
+      <w:start w:val="1"/>
+      <w:numFmt w:val="bullet"/>
+      <w:lvlText w:val=""/>
+      <w:lvlJc w:val="left"/>
+      <w:pPr>
+        <w:tabs>
+          <w:tab w:val="num" w:pos="0"/>
+        </w:tabs>
+        <w:ind w:left="3600" w:hanging="360"/>
+      </w:pPr>
+      <w:rPr>
+        <w:rFonts w:ascii="Wingdings 2" w:hAnsi="Wingdings 2" w:cs="Wingdings 2" w:hint="default"/>
+      </w:rPr>
+    </w:lvl>
+    <w:lvl w:ilvl="5">
+      <w:start w:val="1"/>
+      <w:numFmt w:val="bullet"/>
+      <w:lvlText w:val="■"/>
+      <w:lvlJc w:val="left"/>
+      <w:pPr>
+        <w:tabs>
+          <w:tab w:val="num" w:pos="0"/>
+        </w:tabs>
+        <w:ind w:left="4320" w:hanging="360"/>
+      </w:pPr>
+      <w:rPr>
+        <w:rFonts w:ascii="OpenSymbol" w:hAnsi="OpenSymbol" w:cs="OpenSymbol" w:hint="default"/>
+      </w:rPr>
+    </w:lvl>
+    <w:lvl w:ilvl="6">
+      <w:start w:val="1"/>
+      <w:numFmt w:val="bullet"/>
+      <w:lvlText w:val=""/>
+      <w:lvlJc w:val="left"/>
+      <w:pPr>
+        <w:tabs>
+          <w:tab w:val="num" w:pos="0"/>
+        </w:tabs>
+        <w:ind w:left="5040" w:hanging="360"/>
+      </w:pPr>
+      <w:rPr>
+        <w:rFonts w:ascii="Wingdings" w:hAnsi="Wingdings" w:cs="Wingdings" w:hint="default"/>
+      </w:rPr>
+    </w:lvl>
+    <w:lvl w:ilvl="7">
+      <w:start w:val="1"/>
+      <w:numFmt w:val="bullet"/>
+      <w:lvlText w:val=""/>
+      <w:lvlJc w:val="left"/>
+      <w:pPr>
+        <w:tabs>
+          <w:tab w:val="num" w:pos="0"/>
+        </w:tabs>
+        <w:ind w:left="5760" w:hanging="360"/>
+      </w:pPr>
+      <w:rPr>
+        <w:rFonts w:ascii="Wingdings" w:hAnsi="Wingdings" w:cs="Wingdings" w:hint="default"/>
+      </w:rPr>
+    </w:lvl>
+    <w:lvl w:ilvl="8">
+      <w:start w:val="1"/>
+      <w:numFmt w:val="bullet"/>
+      <w:lvlText w:val=""/>
+      <w:lvlJc w:val="left"/>
+      <w:pPr>
+        <w:tabs>
+          <w:tab w:val="num" w:pos="0"/>
+        </w:tabs>
+        <w:ind w:left="6480" w:hanging="360"/>
+      </w:pPr>
+      <w:rPr>
+        <w:rFonts w:ascii="Wingdings" w:hAnsi="Wingdings" w:cs="Wingdings" w:hint="default"/>
+      </w:rPr>
+    </w:lvl>
+  </w:abstractNum>
+  <w:abstractNum w:abstractNumId="3">
+    <w:lvl w:ilvl="0">
+      <w:start w:val="1"/>
+      <w:numFmt w:val="bullet"/>
+      <w:lvlText w:val=""/>
+      <w:lvlJc w:val="left"/>
+      <w:pPr>
+        <w:tabs>
+          <w:tab w:val="num" w:pos="0"/>
+        </w:tabs>
+        <w:ind w:left="720" w:hanging="360"/>
+      </w:pPr>
+      <w:rPr>
+        <w:rFonts w:ascii="Wingdings" w:hAnsi="Wingdings" w:cs="Wingdings" w:hint="default"/>
+      </w:rPr>
+    </w:lvl>
+    <w:lvl w:ilvl="1">
+      <w:start w:val="1"/>
+      <w:numFmt w:val="bullet"/>
+      <w:lvlText w:val=""/>
+      <w:lvlJc w:val="left"/>
+      <w:pPr>
+        <w:tabs>
+          <w:tab w:val="num" w:pos="0"/>
+        </w:tabs>
+        <w:ind w:left="1440" w:hanging="360"/>
+      </w:pPr>
+      <w:rPr>
+        <w:rFonts w:ascii="Wingdings 2" w:hAnsi="Wingdings 2" w:cs="Wingdings 2" w:hint="default"/>
+      </w:rPr>
+    </w:lvl>
+    <w:lvl w:ilvl="2">
+      <w:start w:val="1"/>
+      <w:numFmt w:val="bullet"/>
+      <w:lvlText w:val="■"/>
+      <w:lvlJc w:val="left"/>
+      <w:pPr>
+        <w:tabs>
+          <w:tab w:val="num" w:pos="0"/>
+        </w:tabs>
+        <w:ind w:left="2160" w:hanging="360"/>
+      </w:pPr>
+      <w:rPr>
+        <w:rFonts w:ascii="OpenSymbol" w:hAnsi="OpenSymbol" w:cs="OpenSymbol" w:hint="default"/>
+      </w:rPr>
+    </w:lvl>
+    <w:lvl w:ilvl="3">
+      <w:start w:val="1"/>
+      <w:numFmt w:val="bullet"/>
+      <w:lvlText w:val=""/>
+      <w:lvlJc w:val="left"/>
+      <w:pPr>
+        <w:tabs>
+          <w:tab w:val="num" w:pos="0"/>
+        </w:tabs>
+        <w:ind w:left="2880" w:hanging="360"/>
+      </w:pPr>
+      <w:rPr>
+        <w:rFonts w:ascii="Wingdings" w:hAnsi="Wingdings" w:cs="Wingdings" w:hint="default"/>
+      </w:rPr>
+    </w:lvl>
+    <w:lvl w:ilvl="4">
+      <w:start w:val="1"/>
+      <w:numFmt w:val="bullet"/>
+      <w:lvlText w:val=""/>
+      <w:lvlJc w:val="left"/>
+      <w:pPr>
+        <w:tabs>
+          <w:tab w:val="num" w:pos="0"/>
+        </w:tabs>
+        <w:ind w:left="3600" w:hanging="360"/>
+      </w:pPr>
+      <w:rPr>
+        <w:rFonts w:ascii="Wingdings 2" w:hAnsi="Wingdings 2" w:cs="Wingdings 2" w:hint="default"/>
+      </w:rPr>
+    </w:lvl>
+    <w:lvl w:ilvl="5">
+      <w:start w:val="1"/>
+      <w:numFmt w:val="bullet"/>
+      <w:lvlText w:val="■"/>
+      <w:lvlJc w:val="left"/>
+      <w:pPr>
+        <w:tabs>
+          <w:tab w:val="num" w:pos="0"/>
+        </w:tabs>
+        <w:ind w:left="4320" w:hanging="360"/>
+      </w:pPr>
+      <w:rPr>
+        <w:rFonts w:ascii="OpenSymbol" w:hAnsi="OpenSymbol" w:cs="OpenSymbol" w:hint="default"/>
+      </w:rPr>
+    </w:lvl>
+    <w:lvl w:ilvl="6">
+      <w:start w:val="1"/>
+      <w:numFmt w:val="bullet"/>
+      <w:lvlText w:val=""/>
+      <w:lvlJc w:val="left"/>
+      <w:pPr>
+        <w:tabs>
+          <w:tab w:val="num" w:pos="0"/>
+        </w:tabs>
+        <w:ind w:left="5040" w:hanging="360"/>
+      </w:pPr>
+      <w:rPr>
+        <w:rFonts w:ascii="Wingdings" w:hAnsi="Wingdings" w:cs="Wingdings" w:hint="default"/>
+      </w:rPr>
+    </w:lvl>
+    <w:lvl w:ilvl="7">
+      <w:start w:val="1"/>
+      <w:numFmt w:val="bullet"/>
+      <w:lvlText w:val=""/>
+      <w:lvlJc w:val="left"/>
+      <w:pPr>
+        <w:tabs>
+          <w:tab w:val="num" w:pos="0"/>
+        </w:tabs>
+        <w:ind w:left="5760" w:hanging="360"/>
+      </w:pPr>
+      <w:rPr>
+        <w:rFonts w:ascii="Wingdings" w:hAnsi="Wingdings" w:cs="Wingdings" w:hint="default"/>
+      </w:rPr>
+    </w:lvl>
+    <w:lvl w:ilvl="8">
+      <w:start w:val="1"/>
+      <w:numFmt w:val="bullet"/>
+      <w:lvlText w:val=""/>
+      <w:lvlJc w:val="left"/>
+      <w:pPr>
+        <w:tabs>
+          <w:tab w:val="num" w:pos="0"/>
+        </w:tabs>
+        <w:ind w:left="6480" w:hanging="360"/>
+      </w:pPr>
+      <w:rPr>
+        <w:rFonts w:ascii="Wingdings" w:hAnsi="Wingdings" w:cs="Wingdings" w:hint="default"/>
+      </w:rPr>
+    </w:lvl>
+  </w:abstractNum>
+  <w:abstractNum w:abstractNumId="4">
+    <w:lvl w:ilvl="0">
+      <w:start w:val="1"/>
+      <w:numFmt w:val="bullet"/>
+      <w:lvlText w:val=""/>
+      <w:lvlJc w:val="left"/>
+      <w:pPr>
+        <w:tabs>
+          <w:tab w:val="num" w:pos="0"/>
+        </w:tabs>
+        <w:ind w:left="720" w:hanging="360"/>
+      </w:pPr>
+      <w:rPr>
+        <w:rFonts w:ascii="Wingdings" w:hAnsi="Wingdings" w:cs="Wingdings" w:hint="default"/>
+      </w:rPr>
+    </w:lvl>
+    <w:lvl w:ilvl="1">
+      <w:start w:val="1"/>
+      <w:numFmt w:val="bullet"/>
+      <w:lvlText w:val=""/>
+      <w:lvlJc w:val="left"/>
+      <w:pPr>
+        <w:tabs>
+          <w:tab w:val="num" w:pos="0"/>
+        </w:tabs>
+        <w:ind w:left="1440" w:hanging="360"/>
+      </w:pPr>
+      <w:rPr>
+        <w:rFonts w:ascii="Wingdings 2" w:hAnsi="Wingdings 2" w:cs="Wingdings 2" w:hint="default"/>
+      </w:rPr>
+    </w:lvl>
+    <w:lvl w:ilvl="2">
+      <w:start w:val="1"/>
+      <w:numFmt w:val="bullet"/>
+      <w:lvlText w:val="■"/>
+      <w:lvlJc w:val="left"/>
+      <w:pPr>
+        <w:tabs>
+          <w:tab w:val="num" w:pos="0"/>
+        </w:tabs>
+        <w:ind w:left="2160" w:hanging="360"/>
+      </w:pPr>
+      <w:rPr>
+        <w:rFonts w:ascii="OpenSymbol" w:hAnsi="OpenSymbol" w:cs="OpenSymbol" w:hint="default"/>
+      </w:rPr>
+    </w:lvl>
+    <w:lvl w:ilvl="3">
+      <w:start w:val="1"/>
+      <w:numFmt w:val="bullet"/>
+      <w:lvlText w:val=""/>
+      <w:lvlJc w:val="left"/>
+      <w:pPr>
+        <w:tabs>
+          <w:tab w:val="num" w:pos="0"/>
+        </w:tabs>
+        <w:ind w:left="2880" w:hanging="360"/>
+      </w:pPr>
+      <w:rPr>
+        <w:rFonts w:ascii="Wingdings" w:hAnsi="Wingdings" w:cs="Wingdings" w:hint="default"/>
+      </w:rPr>
+    </w:lvl>
+    <w:lvl w:ilvl="4">
+      <w:start w:val="1"/>
+      <w:numFmt w:val="bullet"/>
+      <w:lvlText w:val=""/>
+      <w:lvlJc w:val="left"/>
+      <w:pPr>
+        <w:tabs>
+          <w:tab w:val="num" w:pos="0"/>
+        </w:tabs>
+        <w:ind w:left="3600" w:hanging="360"/>
+      </w:pPr>
+      <w:rPr>
+        <w:rFonts w:ascii="Wingdings 2" w:hAnsi="Wingdings 2" w:cs="Wingdings 2" w:hint="default"/>
+      </w:rPr>
+    </w:lvl>
+    <w:lvl w:ilvl="5">
+      <w:start w:val="1"/>
+      <w:numFmt w:val="bullet"/>
+      <w:lvlText w:val="■"/>
+      <w:lvlJc w:val="left"/>
+      <w:pPr>
+        <w:tabs>
+          <w:tab w:val="num" w:pos="0"/>
+        </w:tabs>
+        <w:ind w:left="4320" w:hanging="360"/>
+      </w:pPr>
+      <w:rPr>
+        <w:rFonts w:ascii="OpenSymbol" w:hAnsi="OpenSymbol" w:cs="OpenSymbol" w:hint="default"/>
+      </w:rPr>
+    </w:lvl>
+    <w:lvl w:ilvl="6">
+      <w:start w:val="1"/>
+      <w:numFmt w:val="bullet"/>
+      <w:lvlText w:val=""/>
+      <w:lvlJc w:val="left"/>
+      <w:pPr>
+        <w:tabs>
+          <w:tab w:val="num" w:pos="0"/>
+        </w:tabs>
+        <w:ind w:left="5040" w:hanging="360"/>
+      </w:pPr>
+      <w:rPr>
+        <w:rFonts w:ascii="Wingdings" w:hAnsi="Wingdings" w:cs="Wingdings" w:hint="default"/>
+      </w:rPr>
+    </w:lvl>
+    <w:lvl w:ilvl="7">
+      <w:start w:val="1"/>
+      <w:numFmt w:val="bullet"/>
+      <w:lvlText w:val=""/>
+      <w:lvlJc w:val="left"/>
+      <w:pPr>
+        <w:tabs>
+          <w:tab w:val="num" w:pos="0"/>
+        </w:tabs>
+        <w:ind w:left="5760" w:hanging="360"/>
+      </w:pPr>
+      <w:rPr>
+        <w:rFonts w:ascii="Wingdings" w:hAnsi="Wingdings" w:cs="Wingdings" w:hint="default"/>
+      </w:rPr>
+    </w:lvl>
+    <w:lvl w:ilvl="8">
+      <w:start w:val="1"/>
+      <w:numFmt w:val="bullet"/>
+      <w:lvlText w:val=""/>
+      <w:lvlJc w:val="left"/>
+      <w:pPr>
+        <w:tabs>
+          <w:tab w:val="num" w:pos="0"/>
+        </w:tabs>
+        <w:ind w:left="6480" w:hanging="360"/>
+      </w:pPr>
+      <w:rPr>
+        <w:rFonts w:ascii="Wingdings" w:hAnsi="Wingdings" w:cs="Wingdings" w:hint="default"/>
+      </w:rPr>
+    </w:lvl>
+  </w:abstractNum>
+  <w:abstractNum w:abstractNumId="5">
+    <w:lvl w:ilvl="0">
+      <w:start w:val="1"/>
+      <w:numFmt w:val="bullet"/>
+      <w:lvlText w:val=""/>
+      <w:lvlJc w:val="left"/>
+      <w:pPr>
+        <w:tabs>
+          <w:tab w:val="num" w:pos="0"/>
+        </w:tabs>
+        <w:ind w:left="720" w:hanging="360"/>
+      </w:pPr>
+      <w:rPr>
+        <w:rFonts w:ascii="Wingdings" w:hAnsi="Wingdings" w:cs="Wingdings" w:hint="default"/>
+      </w:rPr>
+    </w:lvl>
+    <w:lvl w:ilvl="1">
+      <w:start w:val="1"/>
+      <w:numFmt w:val="bullet"/>
+      <w:lvlText w:val=""/>
+      <w:lvlJc w:val="left"/>
+      <w:pPr>
+        <w:tabs>
+          <w:tab w:val="num" w:pos="0"/>
+        </w:tabs>
+        <w:ind w:left="1440" w:hanging="360"/>
+      </w:pPr>
+      <w:rPr>
+        <w:rFonts w:ascii="Wingdings 2" w:hAnsi="Wingdings 2" w:cs="Wingdings 2" w:hint="default"/>
+      </w:rPr>
+    </w:lvl>
+    <w:lvl w:ilvl="2">
+      <w:start w:val="1"/>
+      <w:numFmt w:val="bullet"/>
+      <w:lvlText w:val="■"/>
+      <w:lvlJc w:val="left"/>
+      <w:pPr>
+        <w:tabs>
+          <w:tab w:val="num" w:pos="0"/>
+        </w:tabs>
+        <w:ind w:left="2160" w:hanging="360"/>
+      </w:pPr>
+      <w:rPr>
+        <w:rFonts w:ascii="OpenSymbol" w:hAnsi="OpenSymbol" w:cs="OpenSymbol" w:hint="default"/>
+      </w:rPr>
+    </w:lvl>
+    <w:lvl w:ilvl="3">
+      <w:start w:val="1"/>
+      <w:numFmt w:val="bullet"/>
+      <w:lvlText w:val=""/>
+      <w:lvlJc w:val="left"/>
+      <w:pPr>
+        <w:tabs>
+          <w:tab w:val="num" w:pos="0"/>
+        </w:tabs>
+        <w:ind w:left="2880" w:hanging="360"/>
+      </w:pPr>
+      <w:rPr>
+        <w:rFonts w:ascii="Wingdings" w:hAnsi="Wingdings" w:cs="Wingdings" w:hint="default"/>
+      </w:rPr>
+    </w:lvl>
+    <w:lvl w:ilvl="4">
+      <w:start w:val="1"/>
+      <w:numFmt w:val="bullet"/>
+      <w:lvlText w:val=""/>
+      <w:lvlJc w:val="left"/>
+      <w:pPr>
+        <w:tabs>
+          <w:tab w:val="num" w:pos="0"/>
+        </w:tabs>
+        <w:ind w:left="3600" w:hanging="360"/>
+      </w:pPr>
+      <w:rPr>
+        <w:rFonts w:ascii="Wingdings 2" w:hAnsi="Wingdings 2" w:cs="Wingdings 2" w:hint="default"/>
+      </w:rPr>
+    </w:lvl>
+    <w:lvl w:ilvl="5">
+      <w:start w:val="1"/>
+      <w:numFmt w:val="bullet"/>
+      <w:lvlText w:val="■"/>
+      <w:lvlJc w:val="left"/>
+      <w:pPr>
+        <w:tabs>
+          <w:tab w:val="num" w:pos="0"/>
+        </w:tabs>
+        <w:ind w:left="4320" w:hanging="360"/>
+      </w:pPr>
+      <w:rPr>
+        <w:rFonts w:ascii="OpenSymbol" w:hAnsi="OpenSymbol" w:cs="OpenSymbol" w:hint="default"/>
+      </w:rPr>
+    </w:lvl>
+    <w:lvl w:ilvl="6">
+      <w:start w:val="1"/>
+      <w:numFmt w:val="bullet"/>
+      <w:lvlText w:val=""/>
+      <w:lvlJc w:val="left"/>
+      <w:pPr>
+        <w:tabs>
+          <w:tab w:val="num" w:pos="0"/>
+        </w:tabs>
+        <w:ind w:left="5040" w:hanging="360"/>
+      </w:pPr>
+      <w:rPr>
+        <w:rFonts w:ascii="Wingdings" w:hAnsi="Wingdings" w:cs="Wingdings" w:hint="default"/>
+      </w:rPr>
+    </w:lvl>
+    <w:lvl w:ilvl="7">
+      <w:start w:val="1"/>
+      <w:numFmt w:val="bullet"/>
+      <w:lvlText w:val=""/>
+      <w:lvlJc w:val="left"/>
+      <w:pPr>
+        <w:tabs>
+          <w:tab w:val="num" w:pos="0"/>
+        </w:tabs>
+        <w:ind w:left="5760" w:hanging="360"/>
+      </w:pPr>
+      <w:rPr>
+        <w:rFonts w:ascii="Wingdings" w:hAnsi="Wingdings" w:cs="Wingdings" w:hint="default"/>
+      </w:rPr>
+    </w:lvl>
+    <w:lvl w:ilvl="8">
+      <w:start w:val="1"/>
+      <w:numFmt w:val="bullet"/>
+      <w:lvlText w:val=""/>
+      <w:lvlJc w:val="left"/>
+      <w:pPr>
+        <w:tabs>
+          <w:tab w:val="num" w:pos="0"/>
+        </w:tabs>
+        <w:ind w:left="6480" w:hanging="360"/>
+      </w:pPr>
+      <w:rPr>
+        <w:rFonts w:ascii="Wingdings" w:hAnsi="Wingdings" w:cs="Wingdings" w:hint="default"/>
+      </w:rPr>
+    </w:lvl>
+  </w:abstractNum>
+  <w:abstractNum w:abstractNumId="6">
+    <w:lvl w:ilvl="0">
+      <w:start w:val="1"/>
+      <w:numFmt w:val="bullet"/>
+      <w:lvlText w:val=""/>
+      <w:lvlJc w:val="left"/>
+      <w:pPr>
+        <w:tabs>
+          <w:tab w:val="num" w:pos="0"/>
+        </w:tabs>
+        <w:ind w:left="720" w:hanging="360"/>
+      </w:pPr>
+      <w:rPr>
+        <w:rFonts w:ascii="Wingdings" w:hAnsi="Wingdings" w:cs="Wingdings" w:hint="default"/>
+      </w:rPr>
+    </w:lvl>
+    <w:lvl w:ilvl="1">
+      <w:start w:val="1"/>
+      <w:numFmt w:val="bullet"/>
+      <w:lvlText w:val=""/>
+      <w:lvlJc w:val="left"/>
+      <w:pPr>
+        <w:tabs>
+          <w:tab w:val="num" w:pos="0"/>
+        </w:tabs>
+        <w:ind w:left="1440" w:hanging="360"/>
+      </w:pPr>
+      <w:rPr>
+        <w:rFonts w:ascii="Wingdings 2" w:hAnsi="Wingdings 2" w:cs="Wingdings 2" w:hint="default"/>
+      </w:rPr>
+    </w:lvl>
+    <w:lvl w:ilvl="2">
+      <w:start w:val="1"/>
+      <w:numFmt w:val="bullet"/>
+      <w:lvlText w:val="■"/>
+      <w:lvlJc w:val="left"/>
+      <w:pPr>
+        <w:tabs>
+          <w:tab w:val="num" w:pos="0"/>
+        </w:tabs>
+        <w:ind w:left="2160" w:hanging="360"/>
+      </w:pPr>
+      <w:rPr>
+        <w:rFonts w:ascii="OpenSymbol" w:hAnsi="OpenSymbol" w:cs="OpenSymbol" w:hint="default"/>
+      </w:rPr>
+    </w:lvl>
+    <w:lvl w:ilvl="3">
+      <w:start w:val="1"/>
+      <w:numFmt w:val="bullet"/>
+      <w:lvlText w:val=""/>
+      <w:lvlJc w:val="left"/>
+      <w:pPr>
+        <w:tabs>
+          <w:tab w:val="num" w:pos="0"/>
+        </w:tabs>
+        <w:ind w:left="2880" w:hanging="360"/>
+      </w:pPr>
+      <w:rPr>
+        <w:rFonts w:ascii="Wingdings" w:hAnsi="Wingdings" w:cs="Wingdings" w:hint="default"/>
+      </w:rPr>
+    </w:lvl>
+    <w:lvl w:ilvl="4">
+      <w:start w:val="1"/>
+      <w:numFmt w:val="bullet"/>
+      <w:lvlText w:val=""/>
+      <w:lvlJc w:val="left"/>
+      <w:pPr>
+        <w:tabs>
+          <w:tab w:val="num" w:pos="0"/>
+        </w:tabs>
+        <w:ind w:left="3600" w:hanging="360"/>
+      </w:pPr>
+      <w:rPr>
+        <w:rFonts w:ascii="Wingdings 2" w:hAnsi="Wingdings 2" w:cs="Wingdings 2" w:hint="default"/>
+      </w:rPr>
+    </w:lvl>
+    <w:lvl w:ilvl="5">
+      <w:start w:val="1"/>
+      <w:numFmt w:val="bullet"/>
+      <w:lvlText w:val="■"/>
+      <w:lvlJc w:val="left"/>
+      <w:pPr>
+        <w:tabs>
+          <w:tab w:val="num" w:pos="0"/>
+        </w:tabs>
+        <w:ind w:left="4320" w:hanging="360"/>
+      </w:pPr>
+      <w:rPr>
+        <w:rFonts w:ascii="OpenSymbol" w:hAnsi="OpenSymbol" w:cs="OpenSymbol" w:hint="default"/>
+      </w:rPr>
+    </w:lvl>
+    <w:lvl w:ilvl="6">
+      <w:start w:val="1"/>
+      <w:numFmt w:val="bullet"/>
+      <w:lvlText w:val=""/>
+      <w:lvlJc w:val="left"/>
+      <w:pPr>
+        <w:tabs>
+          <w:tab w:val="num" w:pos="0"/>
+        </w:tabs>
+        <w:ind w:left="5040" w:hanging="360"/>
+      </w:pPr>
+      <w:rPr>
+        <w:rFonts w:ascii="Wingdings" w:hAnsi="Wingdings" w:cs="Wingdings" w:hint="default"/>
+      </w:rPr>
+    </w:lvl>
+    <w:lvl w:ilvl="7">
+      <w:start w:val="1"/>
+      <w:numFmt w:val="bullet"/>
+      <w:lvlText w:val=""/>
+      <w:lvlJc w:val="left"/>
+      <w:pPr>
+        <w:tabs>
+          <w:tab w:val="num" w:pos="0"/>
+        </w:tabs>
+        <w:ind w:left="5760" w:hanging="360"/>
+      </w:pPr>
+      <w:rPr>
+        <w:rFonts w:ascii="Wingdings" w:hAnsi="Wingdings" w:cs="Wingdings" w:hint="default"/>
+      </w:rPr>
+    </w:lvl>
+    <w:lvl w:ilvl="8">
+      <w:start w:val="1"/>
+      <w:numFmt w:val="bullet"/>
+      <w:lvlText w:val=""/>
+      <w:lvlJc w:val="left"/>
+      <w:pPr>
+        <w:tabs>
+          <w:tab w:val="num" w:pos="0"/>
+        </w:tabs>
+        <w:ind w:left="6480" w:hanging="360"/>
+      </w:pPr>
+      <w:rPr>
+        <w:rFonts w:ascii="Wingdings" w:hAnsi="Wingdings" w:cs="Wingdings" w:hint="default"/>
+      </w:rPr>
+    </w:lvl>
+  </w:abstractNum>
+  <w:abstractNum w:abstractNumId="7">
+    <w:lvl w:ilvl="0">
+      <w:start w:val="1"/>
+      <w:numFmt w:val="bullet"/>
+      <w:lvlText w:val=""/>
+      <w:lvlJc w:val="left"/>
+      <w:pPr>
+        <w:tabs>
+          <w:tab w:val="num" w:pos="0"/>
+        </w:tabs>
+        <w:ind w:left="720" w:hanging="360"/>
+      </w:pPr>
+      <w:rPr>
+        <w:rFonts w:ascii="Wingdings" w:hAnsi="Wingdings" w:cs="Wingdings" w:hint="default"/>
+      </w:rPr>
+    </w:lvl>
+    <w:lvl w:ilvl="1">
+      <w:start w:val="1"/>
+      <w:numFmt w:val="bullet"/>
+      <w:lvlText w:val=""/>
+      <w:lvlJc w:val="left"/>
+      <w:pPr>
+        <w:tabs>
+          <w:tab w:val="num" w:pos="0"/>
+        </w:tabs>
+        <w:ind w:left="1440" w:hanging="360"/>
+      </w:pPr>
+      <w:rPr>
+        <w:rFonts w:ascii="Wingdings 2" w:hAnsi="Wingdings 2" w:cs="Wingdings 2" w:hint="default"/>
+      </w:rPr>
+    </w:lvl>
+    <w:lvl w:ilvl="2">
+      <w:start w:val="1"/>
+      <w:numFmt w:val="bullet"/>
+      <w:lvlText w:val="■"/>
+      <w:lvlJc w:val="left"/>
+      <w:pPr>
+        <w:tabs>
+          <w:tab w:val="num" w:pos="0"/>
+        </w:tabs>
+        <w:ind w:left="2160" w:hanging="360"/>
+      </w:pPr>
+      <w:rPr>
+        <w:rFonts w:ascii="OpenSymbol" w:hAnsi="OpenSymbol" w:cs="OpenSymbol" w:hint="default"/>
+      </w:rPr>
+    </w:lvl>
+    <w:lvl w:ilvl="3">
+      <w:start w:val="1"/>
+      <w:numFmt w:val="bullet"/>
+      <w:lvlText w:val=""/>
+      <w:lvlJc w:val="left"/>
+      <w:pPr>
+        <w:tabs>
+          <w:tab w:val="num" w:pos="0"/>
+        </w:tabs>
+        <w:ind w:left="2880" w:hanging="360"/>
+      </w:pPr>
+      <w:rPr>
+        <w:rFonts w:ascii="Wingdings" w:hAnsi="Wingdings" w:cs="Wingdings" w:hint="default"/>
+      </w:rPr>
+    </w:lvl>
+    <w:lvl w:ilvl="4">
+      <w:start w:val="1"/>
+      <w:numFmt w:val="bullet"/>
+      <w:lvlText w:val=""/>
+      <w:lvlJc w:val="left"/>
+      <w:pPr>
+        <w:tabs>
+          <w:tab w:val="num" w:pos="0"/>
+        </w:tabs>
+        <w:ind w:left="3600" w:hanging="360"/>
+      </w:pPr>
+      <w:rPr>
+        <w:rFonts w:ascii="Wingdings 2" w:hAnsi="Wingdings 2" w:cs="Wingdings 2" w:hint="default"/>
+      </w:rPr>
+    </w:lvl>
+    <w:lvl w:ilvl="5">
+      <w:start w:val="1"/>
+      <w:numFmt w:val="bullet"/>
+      <w:lvlText w:val="■"/>
+      <w:lvlJc w:val="left"/>
+      <w:pPr>
+        <w:tabs>
+          <w:tab w:val="num" w:pos="0"/>
+        </w:tabs>
+        <w:ind w:left="4320" w:hanging="360"/>
+      </w:pPr>
+      <w:rPr>
+        <w:rFonts w:ascii="OpenSymbol" w:hAnsi="OpenSymbol" w:cs="OpenSymbol" w:hint="default"/>
+      </w:rPr>
+    </w:lvl>
+    <w:lvl w:ilvl="6">
+      <w:start w:val="1"/>
+      <w:numFmt w:val="bullet"/>
+      <w:lvlText w:val=""/>
+      <w:lvlJc w:val="left"/>
+      <w:pPr>
+        <w:tabs>
+          <w:tab w:val="num" w:pos="0"/>
+        </w:tabs>
+        <w:ind w:left="5040" w:hanging="360"/>
+      </w:pPr>
+      <w:rPr>
+        <w:rFonts w:ascii="Wingdings" w:hAnsi="Wingdings" w:cs="Wingdings" w:hint="default"/>
+      </w:rPr>
+    </w:lvl>
+    <w:lvl w:ilvl="7">
+      <w:start w:val="1"/>
+      <w:numFmt w:val="bullet"/>
+      <w:lvlText w:val=""/>
+      <w:lvlJc w:val="left"/>
+      <w:pPr>
+        <w:tabs>
+          <w:tab w:val="num" w:pos="0"/>
+        </w:tabs>
+        <w:ind w:left="5760" w:hanging="360"/>
+      </w:pPr>
+      <w:rPr>
+        <w:rFonts w:ascii="Wingdings" w:hAnsi="Wingdings" w:cs="Wingdings" w:hint="default"/>
+      </w:rPr>
+    </w:lvl>
+    <w:lvl w:ilvl="8">
+      <w:start w:val="1"/>
+      <w:numFmt w:val="bullet"/>
+      <w:lvlText w:val=""/>
+      <w:lvlJc w:val="left"/>
+      <w:pPr>
+        <w:tabs>
+          <w:tab w:val="num" w:pos="0"/>
+        </w:tabs>
+        <w:ind w:left="6480" w:hanging="360"/>
+      </w:pPr>
+      <w:rPr>
+        <w:rFonts w:ascii="Wingdings" w:hAnsi="Wingdings" w:cs="Wingdings" w:hint="default"/>
+      </w:rPr>
+    </w:lvl>
+  </w:abstractNum>
+  <w:abstractNum w:abstractNumId="8">
+    <w:lvl w:ilvl="0">
+      <w:start w:val="1"/>
       <w:numFmt w:val="none"/>
       <w:suff w:val="nothing"/>
       <w:lvlText w:val=""/>
@@ -5924,10 +7059,46 @@
     <w:abstractNumId w:val="2"/>
   </w:num>
   <w:num w:numId="3">
+    <w:abstractNumId w:val="3"/>
+  </w:num>
+  <w:num w:numId="4">
+    <w:abstractNumId w:val="4"/>
+  </w:num>
+  <w:num w:numId="5">
+    <w:abstractNumId w:val="5"/>
+  </w:num>
+  <w:num w:numId="6">
+    <w:abstractNumId w:val="6"/>
+  </w:num>
+  <w:num w:numId="7">
+    <w:abstractNumId w:val="7"/>
+  </w:num>
+  <w:num w:numId="8">
+    <w:abstractNumId w:val="8"/>
+  </w:num>
+  <w:num w:numId="9">
     <w:abstractNumId w:val="1"/>
     <w:lvlOverride w:ilvl="0">
       <w:startOverride w:val="1"/>
     </w:lvlOverride>
+  </w:num>
+  <w:num w:numId="10">
+    <w:abstractNumId w:val="1"/>
+  </w:num>
+  <w:num w:numId="11">
+    <w:abstractNumId w:val="1"/>
+  </w:num>
+  <w:num w:numId="12">
+    <w:abstractNumId w:val="1"/>
+  </w:num>
+  <w:num w:numId="13">
+    <w:abstractNumId w:val="1"/>
+  </w:num>
+  <w:num w:numId="14">
+    <w:abstractNumId w:val="1"/>
+  </w:num>
+  <w:num w:numId="15">
+    <w:abstractNumId w:val="1"/>
   </w:num>
 </w:numbering>
 </file>
@@ -5952,6 +7123,7 @@
     <w:qFormat/>
     <w:pPr>
       <w:widowControl/>
+      <w:suppressAutoHyphens w:val="true"/>
       <w:bidi w:val="0"/>
       <w:spacing w:before="0" w:after="0"/>
       <w:jc w:val="left"/>
@@ -6046,6 +7218,13 @@
       <w:vertAlign w:val="superscript"/>
     </w:rPr>
   </w:style>
+  <w:style w:type="character" w:styleId="FootnoteCharactersuser">
+    <w:name w:val="Footnote Characters (user)"/>
+    <w:qFormat/>
+    <w:rPr>
+      <w:vertAlign w:val="superscript"/>
+    </w:rPr>
+  </w:style>
   <w:style w:type="character" w:styleId="FootnoteReference">
     <w:name w:val="footnote reference"/>
     <w:rPr>
@@ -6069,6 +7248,13 @@
     <w:uiPriority w:val="99"/>
     <w:semiHidden/>
     <w:unhideWhenUsed/>
+    <w:qFormat/>
+    <w:rPr>
+      <w:vertAlign w:val="superscript"/>
+    </w:rPr>
+  </w:style>
+  <w:style w:type="character" w:styleId="EndnoteCharactersuser">
+    <w:name w:val="Endnote Characters (user)"/>
     <w:qFormat/>
     <w:rPr>
       <w:vertAlign w:val="superscript"/>
@@ -6165,6 +7351,7 @@
     <w:qFormat/>
     <w:pPr>
       <w:widowControl/>
+      <w:suppressAutoHyphens w:val="true"/>
       <w:bidi w:val="0"/>
       <w:spacing w:before="0" w:after="0"/>
       <w:jc w:val="left"/>
@@ -6185,6 +7372,7 @@
     <w:qFormat/>
     <w:pPr>
       <w:widowControl/>
+      <w:suppressAutoHyphens w:val="true"/>
       <w:bidi w:val="0"/>
       <w:spacing w:before="0" w:after="0"/>
       <w:jc w:val="left"/>
